--- a/SubmissionDocument/ENVIRONMENT_SETUP.docx
+++ b/SubmissionDocument/ENVIRONMENT_SETUP.docx
@@ -37,7 +37,14 @@
           <w:rFonts w:ascii="Courier New" w:hAnsi="Courier New"/>
           <w:sz w:val="18"/>
         </w:rPr>
-        <w:t>cd D:\_GenAIProject\Enterprise_Knowledge_Assistant</w:t>
+        <w:t>git clone https://github.com/vivekkumar-io/iit-patna.git</w:t>
+        <w:br/>
+        <w:t>cd iit-patna</w:t>
+      </w:r>
+    </w:p>
+    <w:p>
+      <w:r>
+        <w:t>Or open the extracted project folder in your terminal.</w:t>
       </w:r>
     </w:p>
     <w:p/>
@@ -417,7 +424,47 @@
                 <w:rFonts w:ascii="Courier New" w:hAnsi="Courier New"/>
                 <w:sz w:val="20"/>
               </w:rPr>
-              <w:t>15</w:t>
+              <w:t>8</w:t>
+            </w:r>
+          </w:p>
+        </w:tc>
+      </w:tr>
+      <w:tr>
+        <w:tc>
+          <w:tcPr>
+            <w:tcW w:type="dxa" w:w="4320"/>
+          </w:tcPr>
+          <w:p>
+            <w:r>
+              <w:rPr>
+                <w:sz w:val="20"/>
+              </w:rPr>
+            </w:r>
+            <w:r>
+              <w:rPr>
+                <w:rFonts w:ascii="Courier New" w:hAnsi="Courier New"/>
+                <w:sz w:val="20"/>
+              </w:rPr>
+              <w:t>RERANK_CANDIDATE_MAX</w:t>
+            </w:r>
+          </w:p>
+        </w:tc>
+        <w:tc>
+          <w:tcPr>
+            <w:tcW w:type="dxa" w:w="4320"/>
+          </w:tcPr>
+          <w:p>
+            <w:r>
+              <w:rPr>
+                <w:sz w:val="20"/>
+              </w:rPr>
+            </w:r>
+            <w:r>
+              <w:rPr>
+                <w:rFonts w:ascii="Courier New" w:hAnsi="Courier New"/>
+                <w:sz w:val="20"/>
+              </w:rPr>
+              <w:t>12</w:t>
             </w:r>
           </w:p>
         </w:tc>
@@ -502,7 +549,79 @@
           </w:p>
         </w:tc>
       </w:tr>
+      <w:tr>
+        <w:tc>
+          <w:tcPr>
+            <w:tcW w:type="dxa" w:w="4320"/>
+          </w:tcPr>
+          <w:p>
+            <w:r>
+              <w:rPr>
+                <w:sz w:val="20"/>
+              </w:rPr>
+            </w:r>
+            <w:r>
+              <w:rPr>
+                <w:rFonts w:ascii="Courier New" w:hAnsi="Courier New"/>
+                <w:sz w:val="20"/>
+              </w:rPr>
+              <w:t>SHOW_WELCOME_PAGE</w:t>
+            </w:r>
+          </w:p>
+        </w:tc>
+        <w:tc>
+          <w:tcPr>
+            <w:tcW w:type="dxa" w:w="4320"/>
+          </w:tcPr>
+          <w:p>
+            <w:r>
+              <w:rPr>
+                <w:sz w:val="20"/>
+              </w:rPr>
+            </w:r>
+            <w:r>
+              <w:rPr>
+                <w:rFonts w:ascii="Courier New" w:hAnsi="Courier New"/>
+                <w:sz w:val="20"/>
+              </w:rPr>
+              <w:t>true</w:t>
+            </w:r>
+          </w:p>
+        </w:tc>
+      </w:tr>
     </w:tbl>
+    <w:p/>
+    <w:p>
+      <w:pPr>
+        <w:pStyle w:val="Heading1"/>
+      </w:pPr>
+      <w:r>
+        <w:t>Deployment note</w:t>
+      </w:r>
+    </w:p>
+    <w:p>
+      <w:r>
+        <w:t xml:space="preserve">This project runs </w:t>
+      </w:r>
+      <w:r>
+        <w:rPr>
+          <w:b/>
+        </w:rPr>
+        <w:t>locally</w:t>
+      </w:r>
+      <w:r>
+        <w:t xml:space="preserve"> on your machine. There is no cloud-hosted public URL. After startup, open </w:t>
+      </w:r>
+      <w:r>
+        <w:rPr>
+          <w:b/>
+        </w:rPr>
+        <w:t>http://localhost:8501</w:t>
+      </w:r>
+      <w:r>
+        <w:t xml:space="preserve"> in your browser.</w:t>
+      </w:r>
+    </w:p>
     <w:p/>
     <w:p>
       <w:pPr>
@@ -567,6 +686,62 @@
           <w:b/>
         </w:rPr>
         <w:t>http://localhost:8501</w:t>
+      </w:r>
+    </w:p>
+    <w:p>
+      <w:r>
+        <w:t>On first launch:</w:t>
+      </w:r>
+    </w:p>
+    <w:p>
+      <w:pPr>
+        <w:pStyle w:val="ListNumber"/>
+      </w:pPr>
+      <w:r>
+        <w:t xml:space="preserve">Review the </w:t>
+      </w:r>
+      <w:r>
+        <w:rPr>
+          <w:b/>
+        </w:rPr>
+        <w:t>welcome page</w:t>
+      </w:r>
+    </w:p>
+    <w:p>
+      <w:pPr>
+        <w:pStyle w:val="ListNumber"/>
+      </w:pPr>
+      <w:r>
+        <w:t xml:space="preserve">Click </w:t>
+      </w:r>
+      <w:r>
+        <w:rPr>
+          <w:b/>
+        </w:rPr>
+        <w:t>Start Conversation</w:t>
+      </w:r>
+    </w:p>
+    <w:p>
+      <w:pPr>
+        <w:pStyle w:val="ListNumber"/>
+      </w:pPr>
+      <w:r>
+        <w:t>Ask policy questions in the chat input</w:t>
+      </w:r>
+    </w:p>
+    <w:p>
+      <w:r>
+        <w:t xml:space="preserve">To rebuild indexes after document changes, run </w:t>
+      </w:r>
+      <w:r>
+        <w:rPr>
+          <w:rFonts w:ascii="Courier New" w:hAnsi="Courier New"/>
+          <w:sz w:val="18"/>
+        </w:rPr>
+        <w:t>reindex.bat</w:t>
+      </w:r>
+      <w:r>
+        <w:t>.</w:t>
       </w:r>
     </w:p>
     <w:p/>
